--- a/india-ageing-atlas/submission_assets/IJMR_HEALTH_ECONOMICS_ELDERLY_2026-06-26/manuscript_IJMR.docx
+++ b/india-ageing-atlas/submission_assets/IJMR_HEALTH_ECONOMICS_ELDERLY_2026-06-26/manuscript_IJMR.docx
@@ -389,7 +389,7 @@
           <w:i/>
           <w:iCs/>
         </w:rPr>
-        <w:t xml:space="preserve">Sample and burden (Table I, Table II, Figure 1).</w:t>
+        <w:t xml:space="preserve">Sample and burden (Table 1, Table 2, Figure 1).</w:t>
       </w:r>
       <w:r>
         <w:t xml:space="preserve"> </w:t>
@@ -407,7 +407,7 @@
           <w:i/>
           <w:iCs/>
         </w:rPr>
-        <w:t xml:space="preserve">Impoverishment (Table II, Figure 2).</w:t>
+        <w:t xml:space="preserve">Impoverishment (Table 2, Figure 2).</w:t>
       </w:r>
       <w:r>
         <w:t xml:space="preserve"> </w:t>
@@ -443,7 +443,7 @@
           <w:i/>
           <w:iCs/>
         </w:rPr>
-        <w:t xml:space="preserve">Drivers (Table III, Figure 3).</w:t>
+        <w:t xml:space="preserve">Drivers (Table 3, Figure 3).</w:t>
       </w:r>
       <w:r>
         <w:t xml:space="preserve"> </w:t>
@@ -479,7 +479,7 @@
           <w:i/>
           <w:iCs/>
         </w:rPr>
-        <w:t xml:space="preserve">What reform would buy (Table IV, Figure 4).</w:t>
+        <w:t xml:space="preserve">What reform would buy (Table 4, Figure 4).</w:t>
       </w:r>
       <w:r>
         <w:t xml:space="preserve"> </w:t>
@@ -515,7 +515,7 @@
           <w:i/>
           <w:iCs/>
         </w:rPr>
-        <w:t xml:space="preserve">Projection (Table V, Figure 6).</w:t>
+        <w:t xml:space="preserve">Projection (Table 5, Figure 6).</w:t>
       </w:r>
       <w:r>
         <w:t xml:space="preserve"> </w:t>
@@ -621,19 +621,119 @@
       </w:r>
     </w:p>
     <w:bookmarkEnd w:id="14"/>
-    <w:bookmarkStart w:id="15" w:name="acknowledgments"/>
+    <w:bookmarkStart w:id="15" w:name="declarations"/>
     <w:p>
       <w:pPr>
         <w:pStyle w:val="Heading2"/>
       </w:pPr>
       <w:r>
-        <w:t xml:space="preserve">Acknowledgments</w:t>
+        <w:t xml:space="preserve">Declarations</w:t>
       </w:r>
     </w:p>
     <w:p>
       <w:pPr>
         <w:pStyle w:val="FirstParagraph"/>
       </w:pPr>
+      <w:r>
+        <w:rPr>
+          <w:i/>
+          <w:iCs/>
+        </w:rPr>
+        <w:t xml:space="preserve">Ethics approval:</w:t>
+      </w:r>
+      <w:r>
+        <w:t xml:space="preserve"> </w:t>
+      </w:r>
+      <w:r>
+        <w:t xml:space="preserve">This study is a secondary analysis of fully de-identified, publicly available LASI Wave 1 data and did not require fresh ethics approval. The parent survey was approved by the Indian Council of Medical Research and the institutional review board of the International Institute for Population Sciences, and was conducted in accordance with the Declaration of Helsinki.</w:t>
+      </w:r>
+    </w:p>
+    <w:p>
+      <w:pPr>
+        <w:pStyle w:val="BodyText"/>
+      </w:pPr>
+      <w:r>
+        <w:rPr>
+          <w:i/>
+          <w:iCs/>
+        </w:rPr>
+        <w:t xml:space="preserve">Informed consent:</w:t>
+      </w:r>
+      <w:r>
+        <w:t xml:space="preserve"> </w:t>
+      </w:r>
+      <w:r>
+        <w:t xml:space="preserve">Written informed consent was obtained from all participants by the parent survey. No identifiable individual data are reported here.</w:t>
+      </w:r>
+    </w:p>
+    <w:p>
+      <w:pPr>
+        <w:pStyle w:val="BodyText"/>
+      </w:pPr>
+      <w:r>
+        <w:rPr>
+          <w:i/>
+          <w:iCs/>
+        </w:rPr>
+        <w:t xml:space="preserve">Data availability:</w:t>
+      </w:r>
+      <w:r>
+        <w:t xml:space="preserve"> </w:t>
+      </w:r>
+      <w:r>
+        <w:t xml:space="preserve">The LASI Wave 1 data are available from the International Institute for Population Sciences and the Gateway to Global Aging Data on application. The full analysis code that reproduces every table and figure is available from the author on reasonable request.</w:t>
+      </w:r>
+    </w:p>
+    <w:p>
+      <w:pPr>
+        <w:pStyle w:val="BodyText"/>
+      </w:pPr>
+      <w:r>
+        <w:rPr>
+          <w:i/>
+          <w:iCs/>
+        </w:rPr>
+        <w:t xml:space="preserve">Author contributions:</w:t>
+      </w:r>
+      <w:r>
+        <w:t xml:space="preserve"> </w:t>
+      </w:r>
+      <w:r>
+        <w:t xml:space="preserve">The sole author conceived and designed the study, curated and analysed the data, prepared all tables and figures, drafted and revised the manuscript, and approved the final version.</w:t>
+      </w:r>
+    </w:p>
+    <w:p>
+      <w:pPr>
+        <w:pStyle w:val="BodyText"/>
+      </w:pPr>
+      <w:r>
+        <w:rPr>
+          <w:i/>
+          <w:iCs/>
+        </w:rPr>
+        <w:t xml:space="preserve">Use of artificial intelligence:</w:t>
+      </w:r>
+      <w:r>
+        <w:t xml:space="preserve"> </w:t>
+      </w:r>
+      <w:r>
+        <w:t xml:space="preserve">Computational and language-editing tools were used to assist data analysis and manuscript preparation. The author reviewed and verified all content and takes full responsibility for the integrity and accuracy of the work.</w:t>
+      </w:r>
+    </w:p>
+    <w:p>
+      <w:pPr>
+        <w:pStyle w:val="BodyText"/>
+      </w:pPr>
+      <w:r>
+        <w:rPr>
+          <w:i/>
+          <w:iCs/>
+        </w:rPr>
+        <w:t xml:space="preserve">Acknowledgments:</w:t>
+      </w:r>
+      <w:r>
+        <w:t xml:space="preserve"> </w:t>
+      </w:r>
       <w:r>
         <w:t xml:space="preserve">The author thanks the LASI investigators, the International Institute for Population Sciences and the survey respondents whose participation made this analysis possible.</w:t>
       </w:r>
@@ -910,13 +1010,13 @@
         <w:t xml:space="preserve">Tables</w:t>
       </w:r>
     </w:p>
-    <w:bookmarkStart w:id="17" w:name="X1366fda5441271dbe9d8507f2b40bf7691f36ec"/>
+    <w:bookmarkStart w:id="17" w:name="X57f9498827fa15d965d2515c161110ecc58012d"/>
     <w:p>
       <w:pPr>
         <w:pStyle w:val="Heading3"/>
       </w:pPr>
       <w:r>
-        <w:t xml:space="preserve">Table I. Characteristics of the study sample (adults aged 60 yr and older, LASI Wave 1)</w:t>
+        <w:t xml:space="preserve">Table 1. Characteristics of the study sample (adults aged 60 yr and older, LASI Wave 1)</w:t>
       </w:r>
     </w:p>
     <w:tbl>
@@ -1232,13 +1332,13 @@
       </w:r>
     </w:p>
     <w:bookmarkEnd w:id="17"/>
-    <w:bookmarkStart w:id="18" w:name="X087166d9cea022603dfa411fd011505ea456956"/>
+    <w:bookmarkStart w:id="18" w:name="X5cae974f8762d62c1ffd0110f018d8cd8ea9914"/>
     <w:p>
       <w:pPr>
         <w:pStyle w:val="Heading3"/>
       </w:pPr>
       <w:r>
-        <w:t xml:space="preserve">Table II. Catastrophic health expenditure and impoverishment, overall and by subgroup</w:t>
+        <w:t xml:space="preserve">Table 2. Catastrophic health expenditure and impoverishment, overall and by subgroup</w:t>
       </w:r>
     </w:p>
     <w:tbl>
@@ -1865,13 +1965,13 @@
       </w:r>
     </w:p>
     <w:bookmarkEnd w:id="18"/>
-    <w:bookmarkStart w:id="19" w:name="X808e58e50d8e5e7a0ead8b42f82df32a45ffd0d"/>
+    <w:bookmarkStart w:id="19" w:name="X3e7c3a78e9df38cde581dfaf85ac55ecf1960fe"/>
     <w:p>
       <w:pPr>
         <w:pStyle w:val="Heading3"/>
       </w:pPr>
       <w:r>
-        <w:t xml:space="preserve">Table III. Predictors of catastrophic health spending and income-related inequality</w:t>
+        <w:t xml:space="preserve">Table 3. Predictors of catastrophic health spending and income-related inequality</w:t>
       </w:r>
     </w:p>
     <w:tbl>
@@ -2207,13 +2307,13 @@
       </w:r>
     </w:p>
     <w:bookmarkEnd w:id="19"/>
-    <w:bookmarkStart w:id="20" w:name="Xcabb03717a7c4dc192564f0bd3321f093b966e2"/>
+    <w:bookmarkStart w:id="20" w:name="X613a5a428a6ee1efde378158f82b99cc6146f7c"/>
     <w:p>
       <w:pPr>
         <w:pStyle w:val="Heading3"/>
       </w:pPr>
       <w:r>
-        <w:t xml:space="preserve">Table IV. Microsimulation of financing-reform scenarios and cost-effectiveness</w:t>
+        <w:t xml:space="preserve">Table 4. Microsimulation of financing-reform scenarios and cost-effectiveness</w:t>
       </w:r>
     </w:p>
     <w:tbl>
@@ -2557,13 +2657,13 @@
       </w:r>
     </w:p>
     <w:bookmarkEnd w:id="20"/>
-    <w:bookmarkStart w:id="21" w:name="X18fcd4f41e57ceced5a72aee9912497f4400ddb"/>
+    <w:bookmarkStart w:id="21" w:name="X04847d634261eead118c506c34cc56d48ea4429"/>
     <w:p>
       <w:pPr>
         <w:pStyle w:val="Heading3"/>
       </w:pPr>
       <w:r>
-        <w:t xml:space="preserve">Table V. Projected catastrophic-spending burden and cost of action, 2022-2050</w:t>
+        <w:t xml:space="preserve">Table 5. Projected catastrophic-spending burden and cost of action, 2022-2050</w:t>
       </w:r>
     </w:p>
     <w:tbl>
